--- a/klagomål/Norrbytorps naturreservat söder FSC-klagomål.docx
+++ b/klagomål/Norrbytorps naturreservat söder FSC-klagomål.docx
@@ -168,7 +168,7 @@
     </w:p>
     <w:p>
       <w:r>
-        <w:t>Detta klagomål behandlar höga naturvärden i avverkningsanmälan Norrbytorps naturreservat söder i Haninge kommun som inkom 2026-09-07 och omfattar 128,0 ha.</w:t>
+        <w:t>Detta klagomål behandlar höga naturvärden i avverkningsanmälan Norrbytorps naturreservat söder i Haninge kommun som inkom 2026-09-08 och omfattar 128,0 ha.</w:t>
       </w:r>
     </w:p>
     <w:p>
@@ -2304,7 +2304,7 @@
     <w:r>
       <w:tab/>
       <w:tab/>
-      <w:t>2026-09-07</w:t>
+      <w:t>2026-09-08</w:t>
       <w:br/>
       <w:br/>
     </w:r>

--- a/klagomål/Norrbytorps naturreservat söder FSC-klagomål.docx
+++ b/klagomål/Norrbytorps naturreservat söder FSC-klagomål.docx
@@ -168,7 +168,7 @@
     </w:p>
     <w:p>
       <w:r>
-        <w:t>Detta klagomål behandlar höga naturvärden i avverkningsanmälan Norrbytorps naturreservat söder i Haninge kommun som inkom 2026-09-08 och omfattar 128,0 ha.</w:t>
+        <w:t>Detta klagomål behandlar höga naturvärden i avverkningsanmälan Norrbytorps naturreservat söder i Haninge kommun som inkom 2026-09-09 och omfattar 128,0 ha.</w:t>
       </w:r>
     </w:p>
     <w:p>
@@ -2304,7 +2304,7 @@
     <w:r>
       <w:tab/>
       <w:tab/>
-      <w:t>2026-09-08</w:t>
+      <w:t>2026-09-09</w:t>
       <w:br/>
       <w:br/>
     </w:r>

--- a/klagomål/Norrbytorps naturreservat söder FSC-klagomål.docx
+++ b/klagomål/Norrbytorps naturreservat söder FSC-klagomål.docx
@@ -168,7 +168,7 @@
     </w:p>
     <w:p>
       <w:r>
-        <w:t>Detta klagomål behandlar höga naturvärden i avverkningsanmälan Norrbytorps naturreservat söder i Haninge kommun som inkom 2026-09-09 och omfattar 128,0 ha.</w:t>
+        <w:t>Detta klagomål behandlar höga naturvärden i avverkningsanmälan Norrbytorps naturreservat söder i Haninge kommun som inkom 2026-09-10 och omfattar 128,0 ha.</w:t>
       </w:r>
     </w:p>
     <w:p>
@@ -2304,7 +2304,7 @@
     <w:r>
       <w:tab/>
       <w:tab/>
-      <w:t>2026-09-09</w:t>
+      <w:t>2026-09-10</w:t>
       <w:br/>
       <w:br/>
     </w:r>

--- a/klagomål/Norrbytorps naturreservat söder FSC-klagomål.docx
+++ b/klagomål/Norrbytorps naturreservat söder FSC-klagomål.docx
@@ -168,7 +168,7 @@
     </w:p>
     <w:p>
       <w:r>
-        <w:t>Detta klagomål behandlar höga naturvärden i avverkningsanmälan Norrbytorps naturreservat söder i Haninge kommun som inkom 2026-09-10 och omfattar 128,0 ha.</w:t>
+        <w:t>Detta klagomål behandlar höga naturvärden i avverkningsanmälan Norrbytorps naturreservat söder i Haninge kommun som inkom 2026-09-11 och omfattar 128,0 ha.</w:t>
       </w:r>
     </w:p>
     <w:p>
@@ -2304,7 +2304,7 @@
     <w:r>
       <w:tab/>
       <w:tab/>
-      <w:t>2026-09-10</w:t>
+      <w:t>2026-09-11</w:t>
       <w:br/>
       <w:br/>
     </w:r>

--- a/klagomål/Norrbytorps naturreservat söder FSC-klagomål.docx
+++ b/klagomål/Norrbytorps naturreservat söder FSC-klagomål.docx
@@ -168,7 +168,7 @@
     </w:p>
     <w:p>
       <w:r>
-        <w:t>Detta klagomål behandlar höga naturvärden i avverkningsanmälan Norrbytorps naturreservat söder i Haninge kommun som inkom 2026-09-11 och omfattar 128,0 ha.</w:t>
+        <w:t>Detta klagomål behandlar höga naturvärden i avverkningsanmälan Norrbytorps naturreservat söder i Haninge kommun som inkom 2026-09-12 och omfattar 128,0 ha.</w:t>
       </w:r>
     </w:p>
     <w:p>
@@ -2304,7 +2304,7 @@
     <w:r>
       <w:tab/>
       <w:tab/>
-      <w:t>2026-09-11</w:t>
+      <w:t>2026-09-12</w:t>
       <w:br/>
       <w:br/>
     </w:r>

--- a/klagomål/Norrbytorps naturreservat söder FSC-klagomål.docx
+++ b/klagomål/Norrbytorps naturreservat söder FSC-klagomål.docx
@@ -168,7 +168,7 @@
     </w:p>
     <w:p>
       <w:r>
-        <w:t>Detta klagomål behandlar höga naturvärden i avverkningsanmälan Norrbytorps naturreservat söder i Haninge kommun som inkom 2026-09-12 och omfattar 128,0 ha.</w:t>
+        <w:t>Detta klagomål behandlar höga naturvärden i avverkningsanmälan Norrbytorps naturreservat söder i Haninge kommun som inkom 2026-09-13 och omfattar 128,0 ha.</w:t>
       </w:r>
     </w:p>
     <w:p>
@@ -2304,7 +2304,7 @@
     <w:r>
       <w:tab/>
       <w:tab/>
-      <w:t>2026-09-12</w:t>
+      <w:t>2026-09-13</w:t>
       <w:br/>
       <w:br/>
     </w:r>

--- a/klagomål/Norrbytorps naturreservat söder FSC-klagomål.docx
+++ b/klagomål/Norrbytorps naturreservat söder FSC-klagomål.docx
@@ -168,7 +168,7 @@
     </w:p>
     <w:p>
       <w:r>
-        <w:t>Detta klagomål behandlar höga naturvärden i avverkningsanmälan Norrbytorps naturreservat söder i Haninge kommun som inkom 2026-09-13 och omfattar 128,0 ha.</w:t>
+        <w:t>Detta klagomål behandlar höga naturvärden i avverkningsanmälan Norrbytorps naturreservat söder i Haninge kommun som inkom 2026-09-14 och omfattar 128,0 ha.</w:t>
       </w:r>
     </w:p>
     <w:p>
@@ -2304,7 +2304,7 @@
     <w:r>
       <w:tab/>
       <w:tab/>
-      <w:t>2026-09-13</w:t>
+      <w:t>2026-09-14</w:t>
       <w:br/>
       <w:br/>
     </w:r>

--- a/klagomål/Norrbytorps naturreservat söder FSC-klagomål.docx
+++ b/klagomål/Norrbytorps naturreservat söder FSC-klagomål.docx
@@ -168,7 +168,7 @@
     </w:p>
     <w:p>
       <w:r>
-        <w:t>Detta klagomål behandlar höga naturvärden i avverkningsanmälan Norrbytorps naturreservat söder i Haninge kommun som inkom 2026-09-14 och omfattar 128,0 ha.</w:t>
+        <w:t>Detta klagomål behandlar höga naturvärden i avverkningsanmälan Norrbytorps naturreservat söder i Haninge kommun som inkom 2026-09-15 och omfattar 128,0 ha.</w:t>
       </w:r>
     </w:p>
     <w:p>
@@ -2304,7 +2304,7 @@
     <w:r>
       <w:tab/>
       <w:tab/>
-      <w:t>2026-09-14</w:t>
+      <w:t>2026-09-15</w:t>
       <w:br/>
       <w:br/>
     </w:r>

--- a/klagomål/Norrbytorps naturreservat söder FSC-klagomål.docx
+++ b/klagomål/Norrbytorps naturreservat söder FSC-klagomål.docx
@@ -168,7 +168,7 @@
     </w:p>
     <w:p>
       <w:r>
-        <w:t>Detta klagomål behandlar höga naturvärden i avverkningsanmälan Norrbytorps naturreservat söder i Haninge kommun som inkom 2026-09-15 och omfattar 128,0 ha.</w:t>
+        <w:t>Detta klagomål behandlar höga naturvärden i avverkningsanmälan Norrbytorps naturreservat söder i Haninge kommun som inkom 2026-09-16 och omfattar 128,0 ha.</w:t>
       </w:r>
     </w:p>
     <w:p>
@@ -2304,7 +2304,7 @@
     <w:r>
       <w:tab/>
       <w:tab/>
-      <w:t>2026-09-15</w:t>
+      <w:t>2026-09-16</w:t>
       <w:br/>
       <w:br/>
     </w:r>

--- a/klagomål/Norrbytorps naturreservat söder FSC-klagomål.docx
+++ b/klagomål/Norrbytorps naturreservat söder FSC-klagomål.docx
@@ -168,7 +168,7 @@
     </w:p>
     <w:p>
       <w:r>
-        <w:t>Detta klagomål behandlar höga naturvärden i avverkningsanmälan Norrbytorps naturreservat söder i Haninge kommun som inkom 2026-09-16 och omfattar 128,0 ha.</w:t>
+        <w:t>Detta klagomål behandlar höga naturvärden i avverkningsanmälan Norrbytorps naturreservat söder i Haninge kommun som inkom 2026-09-17 och omfattar 128,0 ha.</w:t>
       </w:r>
     </w:p>
     <w:p>
@@ -2304,7 +2304,7 @@
     <w:r>
       <w:tab/>
       <w:tab/>
-      <w:t>2026-09-16</w:t>
+      <w:t>2026-09-17</w:t>
       <w:br/>
       <w:br/>
     </w:r>

--- a/klagomål/Norrbytorps naturreservat söder FSC-klagomål.docx
+++ b/klagomål/Norrbytorps naturreservat söder FSC-klagomål.docx
@@ -168,7 +168,7 @@
     </w:p>
     <w:p>
       <w:r>
-        <w:t>Detta klagomål behandlar höga naturvärden i avverkningsanmälan Norrbytorps naturreservat söder i Haninge kommun som inkom 2026-09-17 och omfattar 128,0 ha.</w:t>
+        <w:t>Detta klagomål behandlar höga naturvärden i avverkningsanmälan Norrbytorps naturreservat söder i Haninge kommun som inkom 2026-09-18 och omfattar 128,0 ha.</w:t>
       </w:r>
     </w:p>
     <w:p>
@@ -2304,7 +2304,7 @@
     <w:r>
       <w:tab/>
       <w:tab/>
-      <w:t>2026-09-17</w:t>
+      <w:t>2026-09-18</w:t>
       <w:br/>
       <w:br/>
     </w:r>

--- a/klagomål/Norrbytorps naturreservat söder FSC-klagomål.docx
+++ b/klagomål/Norrbytorps naturreservat söder FSC-klagomål.docx
@@ -168,7 +168,7 @@
     </w:p>
     <w:p>
       <w:r>
-        <w:t>Detta klagomål behandlar höga naturvärden i avverkningsanmälan Norrbytorps naturreservat söder i Haninge kommun som inkom 2026-09-18 och omfattar 128,0 ha.</w:t>
+        <w:t>Detta klagomål behandlar höga naturvärden i avverkningsanmälan Norrbytorps naturreservat söder i Haninge kommun som inkom 2026-09-19 och omfattar 128,0 ha.</w:t>
       </w:r>
     </w:p>
     <w:p>
@@ -2304,7 +2304,7 @@
     <w:r>
       <w:tab/>
       <w:tab/>
-      <w:t>2026-09-18</w:t>
+      <w:t>2026-09-19</w:t>
       <w:br/>
       <w:br/>
     </w:r>

--- a/klagomål/Norrbytorps naturreservat söder FSC-klagomål.docx
+++ b/klagomål/Norrbytorps naturreservat söder FSC-klagomål.docx
@@ -168,7 +168,7 @@
     </w:p>
     <w:p>
       <w:r>
-        <w:t>Detta klagomål behandlar höga naturvärden i avverkningsanmälan Norrbytorps naturreservat söder i Haninge kommun som inkom 2026-09-19 och omfattar 128,0 ha.</w:t>
+        <w:t>Detta klagomål behandlar höga naturvärden i avverkningsanmälan Norrbytorps naturreservat söder i Haninge kommun som inkom 2026-09-20 och omfattar 128,0 ha.</w:t>
       </w:r>
     </w:p>
     <w:p>
@@ -2304,7 +2304,7 @@
     <w:r>
       <w:tab/>
       <w:tab/>
-      <w:t>2026-09-19</w:t>
+      <w:t>2026-09-20</w:t>
       <w:br/>
       <w:br/>
     </w:r>

--- a/klagomål/Norrbytorps naturreservat söder FSC-klagomål.docx
+++ b/klagomål/Norrbytorps naturreservat söder FSC-klagomål.docx
@@ -168,7 +168,7 @@
     </w:p>
     <w:p>
       <w:r>
-        <w:t>Detta klagomål behandlar höga naturvärden i avverkningsanmälan Norrbytorps naturreservat söder i Haninge kommun som inkom 2026-09-20 och omfattar 128,0 ha.</w:t>
+        <w:t>Detta klagomål behandlar höga naturvärden i avverkningsanmälan Norrbytorps naturreservat söder i Haninge kommun som inkom 2026-09-21 och omfattar 128,0 ha.</w:t>
       </w:r>
     </w:p>
     <w:p>
@@ -2304,7 +2304,7 @@
     <w:r>
       <w:tab/>
       <w:tab/>
-      <w:t>2026-09-20</w:t>
+      <w:t>2026-09-21</w:t>
       <w:br/>
       <w:br/>
     </w:r>

--- a/klagomål/Norrbytorps naturreservat söder FSC-klagomål.docx
+++ b/klagomål/Norrbytorps naturreservat söder FSC-klagomål.docx
@@ -168,7 +168,7 @@
     </w:p>
     <w:p>
       <w:r>
-        <w:t>Detta klagomål behandlar höga naturvärden i avverkningsanmälan Norrbytorps naturreservat söder i Haninge kommun som inkom 2026-09-21 och omfattar 128,0 ha.</w:t>
+        <w:t>Detta klagomål behandlar höga naturvärden i avverkningsanmälan Norrbytorps naturreservat söder i Haninge kommun som inkom 2026-09-22 och omfattar 128,0 ha.</w:t>
       </w:r>
     </w:p>
     <w:p>
@@ -178,7 +178,7 @@
       <w:r>
         <w:drawing>
           <wp:inline xmlns:a="http://schemas.openxmlformats.org/drawingml/2006/main" xmlns:pic="http://schemas.openxmlformats.org/drawingml/2006/picture">
-            <wp:extent cx="4795159" cy="5724000"/>
+            <wp:extent cx="4733133" cy="5724000"/>
             <wp:docPr id="1" name="Picture 1"/>
             <wp:cNvGraphicFramePr>
               <a:graphicFrameLocks noChangeAspect="1"/>
@@ -199,7 +199,7 @@
                   <pic:spPr>
                     <a:xfrm>
                       <a:off x="0" y="0"/>
-                      <a:ext cx="4795159" cy="5724000"/>
+                      <a:ext cx="4733133" cy="5724000"/>
                     </a:xfrm>
                     <a:prstGeom prst="rect"/>
                   </pic:spPr>
@@ -221,7 +221,7 @@
     </w:p>
     <w:p>
       <w:r>
-        <w:t>I och inom 23 meter från avverkningsanmälan finns fynd av 47 naturvårdsarter, varav 28 är rödlistade, 18 är fridlysta, 21 är typiska (T) och 7 är signalarter (S): hornuggla (EN, §4), brunfläckig pärlemorfjäril (VU), garnlav (VU, T), goliatmusseron (VU, T), igelkott (VU), jättemusseron (VU), knärot (VU, T, §8), lakritsmusseron (VU, T), skrovlig taggsvamp (VU), adam och eva (NT, §8), apelsinticka (NT), blå taggsvamp (NT, T), brunklöver (NT), dropptaggsvamp (NT, T), gullklöver (NT), krusfrö (NT), motaggsvamp (NT, T), orange taggsvamp (NT, T), skogshare (NT), skogsklocka (NT), svartvit taggsvamp (NT), tallkötticka (NT), tallriska (NT), tallticka (NT, T), talltita (NT, §4), tjockfotad fingersvamp (NT), ullticka (NT, T), vintertagging (NT), blodticka (S, T), grovticka (S, T), grön sköldmossa (S, T, §8), grönpyrola (S, T), mindre märgborre (S, T), plattlummer (S, T, §9), vedticka (S, T), blåsippa (T, §9), mattlummer (T, §9), nattskärra (T, §4), tallbit (T, §4), havsörn (§4), kungsfågel (§4), huggorm (§6), vanlig padda (§6), fläcknycklar (§8), nattviol (§8), lopplummer (aggregat) (§9) och äkta lopplummer (§9). Se Figur 1.</w:t>
+        <w:t>I och inom 23 meter från avverkningsanmälan finns fynd av 48 naturvårdsarter, varav 29 är rödlistade, 18 är fridlysta, 22 är typiska (T) och 7 är signalarter (S): hornuggla (EN, §4), brunfläckig pärlemorfjäril (VU), garnlav (VU, T), goliatmusseron (VU, T), igelkott (VU), jättemusseron (VU), knärot (VU, T, §8), lakritsmusseron (VU, T), skrovlig taggsvamp (VU), adam och eva (NT, §8), apelsinticka (NT), blå taggsvamp (NT, T), brunklöver (NT), dofttaggsvamp (NT, T), dropptaggsvamp (NT, T), gullklöver (NT), krusfrö (NT), motaggsvamp (NT, T), orange taggsvamp (NT, T), skogshare (NT), skogsklocka (NT), svartvit taggsvamp (NT), tallkötticka (NT), tallriska (NT), tallticka (NT, T), talltita (NT, §4), tjockfotad fingersvamp (NT), ullticka (NT, T), vintertagging (NT), blodticka (S, T), grovticka (S, T), grön sköldmossa (S, T, §8), grönpyrola (S, T), mindre märgborre (S, T), plattlummer (S, T, §9), vedticka (S, T), blåsippa (T, §9), mattlummer (T, §9), nattskärra (T, §4), tallbit (T, §4), havsörn (§4), kungsfågel (§4), huggorm (§6), vanlig padda (§6), fläcknycklar (§8), nattviol (§8), lopplummer (aggregat) (§9) och äkta lopplummer (§9). Se Figur 1.</w:t>
       </w:r>
     </w:p>
     <w:p>
@@ -474,6 +474,26 @@
         <w:rPr>
           <w:b/>
         </w:rPr>
+        <w:t xml:space="preserve">Dofttaggsvamp (NT) </w:t>
+      </w:r>
+      <w:r>
+        <w:t xml:space="preserve">bildar mykorrhiza med gran i framför allt äldre ängsgranskog eller örtrik granskog av frisk lågörttyp. Arten hotas huvudsakligen av slutavverkning och den överlever sannolikt inte en avverkning eftersom den är beroende de levande barrträdens rötter. Troligen missgynnas den av allt för hård gallring eller plockhuggning om huggningen inte efterföljs av skogsbete. Fler örtrika barrskogar, särskilt de med trädkontinuitet, måste skyddas i större utsträckning än vad som tidigare gjorts. Dofttaggsvamp är typisk art för </w:t>
+      </w:r>
+      <w:r>
+        <w:rPr>
+          <w:i/>
+        </w:rPr>
+        <w:t>9050 Näringsrik granskog</w:t>
+      </w:r>
+      <w:r>
+        <w:t xml:space="preserve"> (SLU Artdatabanken, 2024).</w:t>
+      </w:r>
+    </w:p>
+    <w:p>
+      <w:r>
+        <w:rPr>
+          <w:b/>
+        </w:rPr>
         <w:t>Dropptaggsvamp (NT)</w:t>
       </w:r>
       <w:r>
@@ -1079,7 +1099,7 @@
         <w:rPr>
           <w:i/>
         </w:rPr>
-        <w:t>I det avverkningsanmälda skogsområdet har 35 rödlistade arter och signalarter påträffats. Detta ska jämföras med Skogsstyrelsens uppföljning 2017 av nyckelbiotoper som visade att man i genomsnitt hittar 20,6 olika rödlistade arter och signalarter i en nyckelbiotop (Wijk, S. 2017. Biologisk mångfald i nyckelbiotoper – Resultat från inventeringen “Uppföljning biologisk mångfald” 2009–2015. Rapport 4/2017 Skogsstyrelsen, Jönköping).</w:t>
+        <w:t>I det avverkningsanmälda skogsområdet har 36 rödlistade arter och signalarter påträffats. Detta ska jämföras med Skogsstyrelsens uppföljning 2017 av nyckelbiotoper som visade att man i genomsnitt hittar 20,6 olika rödlistade arter och signalarter i en nyckelbiotop (Wijk, S. 2017. Biologisk mångfald i nyckelbiotoper – Resultat från inventeringen “Uppföljning biologisk mångfald” 2009–2015. Rapport 4/2017 Skogsstyrelsen, Jönköping).</w:t>
       </w:r>
     </w:p>
     <w:p>
@@ -1108,7 +1128,7 @@
         <w:rPr>
           <w:i/>
         </w:rPr>
-        <w:t>I det avverkningsanmälda skogsområdet har 47 naturvårdsarter varav 28 rödlistade arter sina livsmiljöer och växtplatser.</w:t>
+        <w:t>I det avverkningsanmälda skogsområdet har 48 naturvårdsarter varav 29 rödlistade arter sina livsmiljöer och växtplatser.</w:t>
       </w:r>
     </w:p>
     <w:p>
@@ -2304,7 +2324,7 @@
     <w:r>
       <w:tab/>
       <w:tab/>
-      <w:t>2026-09-21</w:t>
+      <w:t>2026-09-22</w:t>
       <w:br/>
       <w:br/>
     </w:r>

--- a/klagomål/Norrbytorps naturreservat söder FSC-klagomål.docx
+++ b/klagomål/Norrbytorps naturreservat söder FSC-klagomål.docx
@@ -168,7 +168,7 @@
     </w:p>
     <w:p>
       <w:r>
-        <w:t>Detta klagomål behandlar höga naturvärden i avverkningsanmälan Norrbytorps naturreservat söder i Haninge kommun som inkom 2026-09-22 och omfattar 128,0 ha.</w:t>
+        <w:t>Detta klagomål behandlar höga naturvärden i avverkningsanmälan Norrbytorps naturreservat söder i Haninge kommun som inkom 2026-09-23 och omfattar 128,0 ha.</w:t>
       </w:r>
     </w:p>
     <w:p>
@@ -2324,7 +2324,7 @@
     <w:r>
       <w:tab/>
       <w:tab/>
-      <w:t>2026-09-22</w:t>
+      <w:t>2026-09-23</w:t>
       <w:br/>
       <w:br/>
     </w:r>

--- a/klagomål/Norrbytorps naturreservat söder FSC-klagomål.docx
+++ b/klagomål/Norrbytorps naturreservat söder FSC-klagomål.docx
@@ -168,7 +168,7 @@
     </w:p>
     <w:p>
       <w:r>
-        <w:t>Detta klagomål behandlar höga naturvärden i avverkningsanmälan Norrbytorps naturreservat söder i Haninge kommun som inkom 2026-09-23 och omfattar 128,0 ha.</w:t>
+        <w:t>Detta klagomål behandlar höga naturvärden i avverkningsanmälan Norrbytorps naturreservat söder i Haninge kommun som inkom 2026-09-24 och omfattar 128,0 ha.</w:t>
       </w:r>
     </w:p>
     <w:p>
@@ -2324,7 +2324,7 @@
     <w:r>
       <w:tab/>
       <w:tab/>
-      <w:t>2026-09-23</w:t>
+      <w:t>2026-09-24</w:t>
       <w:br/>
       <w:br/>
     </w:r>

--- a/klagomål/Norrbytorps naturreservat söder FSC-klagomål.docx
+++ b/klagomål/Norrbytorps naturreservat söder FSC-klagomål.docx
@@ -168,7 +168,7 @@
     </w:p>
     <w:p>
       <w:r>
-        <w:t>Detta klagomål behandlar höga naturvärden i avverkningsanmälan Norrbytorps naturreservat söder i Haninge kommun som inkom 2026-09-24 och omfattar 128,0 ha.</w:t>
+        <w:t>Detta klagomål behandlar höga naturvärden i avverkningsanmälan Norrbytorps naturreservat söder i Haninge kommun som inkom 2026-09-25 och omfattar 128,0 ha.</w:t>
       </w:r>
     </w:p>
     <w:p>
@@ -2324,7 +2324,7 @@
     <w:r>
       <w:tab/>
       <w:tab/>
-      <w:t>2026-09-24</w:t>
+      <w:t>2026-09-25</w:t>
       <w:br/>
       <w:br/>
     </w:r>

--- a/klagomål/Norrbytorps naturreservat söder FSC-klagomål.docx
+++ b/klagomål/Norrbytorps naturreservat söder FSC-klagomål.docx
@@ -168,7 +168,7 @@
     </w:p>
     <w:p>
       <w:r>
-        <w:t>Detta klagomål behandlar höga naturvärden i avverkningsanmälan Norrbytorps naturreservat söder i Haninge kommun som inkom 2026-09-25 och omfattar 128,0 ha.</w:t>
+        <w:t>Detta klagomål behandlar höga naturvärden i avverkningsanmälan Norrbytorps naturreservat söder i Haninge kommun som inkom 2026-09-26 och omfattar 128,0 ha.</w:t>
       </w:r>
     </w:p>
     <w:p>
@@ -2324,7 +2324,7 @@
     <w:r>
       <w:tab/>
       <w:tab/>
-      <w:t>2026-09-25</w:t>
+      <w:t>2026-09-26</w:t>
       <w:br/>
       <w:br/>
     </w:r>

--- a/klagomål/Norrbytorps naturreservat söder FSC-klagomål.docx
+++ b/klagomål/Norrbytorps naturreservat söder FSC-klagomål.docx
@@ -168,7 +168,7 @@
     </w:p>
     <w:p>
       <w:r>
-        <w:t>Detta klagomål behandlar höga naturvärden i avverkningsanmälan Norrbytorps naturreservat söder i Haninge kommun som inkom 2026-09-26 och omfattar 128,0 ha.</w:t>
+        <w:t>Detta klagomål behandlar höga naturvärden i avverkningsanmälan Norrbytorps naturreservat söder i Haninge kommun som inkom 2026-09-27 och omfattar 128,0 ha.</w:t>
       </w:r>
     </w:p>
     <w:p>
@@ -2324,7 +2324,7 @@
     <w:r>
       <w:tab/>
       <w:tab/>
-      <w:t>2026-09-26</w:t>
+      <w:t>2026-09-27</w:t>
       <w:br/>
       <w:br/>
     </w:r>

--- a/klagomål/Norrbytorps naturreservat söder FSC-klagomål.docx
+++ b/klagomål/Norrbytorps naturreservat söder FSC-klagomål.docx
@@ -168,7 +168,7 @@
     </w:p>
     <w:p>
       <w:r>
-        <w:t>Detta klagomål behandlar höga naturvärden i avverkningsanmälan Norrbytorps naturreservat söder i Haninge kommun som inkom 2026-09-27 och omfattar 128,0 ha.</w:t>
+        <w:t>Detta klagomål behandlar höga naturvärden i avverkningsanmälan Norrbytorps naturreservat söder i Haninge kommun som inkom 2026-09-28 och omfattar 128,0 ha.</w:t>
       </w:r>
     </w:p>
     <w:p>
@@ -2324,7 +2324,7 @@
     <w:r>
       <w:tab/>
       <w:tab/>
-      <w:t>2026-09-27</w:t>
+      <w:t>2026-09-28</w:t>
       <w:br/>
       <w:br/>
     </w:r>

--- a/klagomål/Norrbytorps naturreservat söder FSC-klagomål.docx
+++ b/klagomål/Norrbytorps naturreservat söder FSC-klagomål.docx
@@ -168,7 +168,7 @@
     </w:p>
     <w:p>
       <w:r>
-        <w:t>Detta klagomål behandlar höga naturvärden i avverkningsanmälan Norrbytorps naturreservat söder i Haninge kommun som inkom 2026-09-28 och omfattar 128,0 ha.</w:t>
+        <w:t>Detta klagomål behandlar höga naturvärden i avverkningsanmälan Norrbytorps naturreservat söder i Haninge kommun som inkom 2026-09-29 och omfattar 128,0 ha.</w:t>
       </w:r>
     </w:p>
     <w:p>
@@ -2324,7 +2324,7 @@
     <w:r>
       <w:tab/>
       <w:tab/>
-      <w:t>2026-09-28</w:t>
+      <w:t>2026-09-29</w:t>
       <w:br/>
       <w:br/>
     </w:r>

--- a/klagomål/Norrbytorps naturreservat söder FSC-klagomål.docx
+++ b/klagomål/Norrbytorps naturreservat söder FSC-klagomål.docx
@@ -168,7 +168,7 @@
     </w:p>
     <w:p>
       <w:r>
-        <w:t>Detta klagomål behandlar höga naturvärden i avverkningsanmälan Norrbytorps naturreservat söder i Haninge kommun som inkom 2026-09-29 och omfattar 128,0 ha.</w:t>
+        <w:t>Detta klagomål behandlar höga naturvärden i avverkningsanmälan Norrbytorps naturreservat söder i Haninge kommun som inkom 2026-09-30 och omfattar 128,0 ha.</w:t>
       </w:r>
     </w:p>
     <w:p>
@@ -2324,7 +2324,7 @@
     <w:r>
       <w:tab/>
       <w:tab/>
-      <w:t>2026-09-29</w:t>
+      <w:t>2026-09-30</w:t>
       <w:br/>
       <w:br/>
     </w:r>

--- a/klagomål/Norrbytorps naturreservat söder FSC-klagomål.docx
+++ b/klagomål/Norrbytorps naturreservat söder FSC-klagomål.docx
@@ -168,7 +168,7 @@
     </w:p>
     <w:p>
       <w:r>
-        <w:t>Detta klagomål behandlar höga naturvärden i avverkningsanmälan Norrbytorps naturreservat söder i Haninge kommun som inkom 2026-09-30 och omfattar 128,0 ha.</w:t>
+        <w:t>Detta klagomål behandlar höga naturvärden i avverkningsanmälan Norrbytorps naturreservat söder i Haninge kommun som inkom 2026-10-01 och omfattar 128,0 ha.</w:t>
       </w:r>
     </w:p>
     <w:p>
@@ -2324,7 +2324,7 @@
     <w:r>
       <w:tab/>
       <w:tab/>
-      <w:t>2026-09-30</w:t>
+      <w:t>2026-10-01</w:t>
       <w:br/>
       <w:br/>
     </w:r>

--- a/klagomål/Norrbytorps naturreservat söder FSC-klagomål.docx
+++ b/klagomål/Norrbytorps naturreservat söder FSC-klagomål.docx
@@ -168,7 +168,7 @@
     </w:p>
     <w:p>
       <w:r>
-        <w:t>Detta klagomål behandlar höga naturvärden i avverkningsanmälan Norrbytorps naturreservat söder i Haninge kommun som inkom 2026-10-01 och omfattar 128,0 ha.</w:t>
+        <w:t>Detta klagomål behandlar höga naturvärden i avverkningsanmälan Norrbytorps naturreservat söder i Haninge kommun som inkom 2026-10-02 och omfattar 128,0 ha.</w:t>
       </w:r>
     </w:p>
     <w:p>
@@ -2324,7 +2324,7 @@
     <w:r>
       <w:tab/>
       <w:tab/>
-      <w:t>2026-10-01</w:t>
+      <w:t>2026-10-02</w:t>
       <w:br/>
       <w:br/>
     </w:r>

--- a/klagomål/Norrbytorps naturreservat söder FSC-klagomål.docx
+++ b/klagomål/Norrbytorps naturreservat söder FSC-klagomål.docx
@@ -168,7 +168,7 @@
     </w:p>
     <w:p>
       <w:r>
-        <w:t>Detta klagomål behandlar höga naturvärden i avverkningsanmälan Norrbytorps naturreservat söder i Haninge kommun som inkom 2026-10-02 och omfattar 128,0 ha.</w:t>
+        <w:t>Detta klagomål behandlar höga naturvärden i avverkningsanmälan Norrbytorps naturreservat söder i Haninge kommun som inkom 2026-10-03 och omfattar 128,0 ha.</w:t>
       </w:r>
     </w:p>
     <w:p>
@@ -178,7 +178,7 @@
       <w:r>
         <w:drawing>
           <wp:inline xmlns:a="http://schemas.openxmlformats.org/drawingml/2006/main" xmlns:pic="http://schemas.openxmlformats.org/drawingml/2006/picture">
-            <wp:extent cx="4733133" cy="5724000"/>
+            <wp:extent cx="5111607" cy="5724000"/>
             <wp:docPr id="1" name="Picture 1"/>
             <wp:cNvGraphicFramePr>
               <a:graphicFrameLocks noChangeAspect="1"/>
@@ -199,7 +199,7 @@
                   <pic:spPr>
                     <a:xfrm>
                       <a:off x="0" y="0"/>
-                      <a:ext cx="4733133" cy="5724000"/>
+                      <a:ext cx="5111607" cy="5724000"/>
                     </a:xfrm>
                     <a:prstGeom prst="rect"/>
                   </pic:spPr>
@@ -221,7 +221,7 @@
     </w:p>
     <w:p>
       <w:r>
-        <w:t>I och inom 23 meter från avverkningsanmälan finns fynd av 48 naturvårdsarter, varav 29 är rödlistade, 18 är fridlysta, 22 är typiska (T) och 7 är signalarter (S): hornuggla (EN, §4), brunfläckig pärlemorfjäril (VU), garnlav (VU, T), goliatmusseron (VU, T), igelkott (VU), jättemusseron (VU), knärot (VU, T, §8), lakritsmusseron (VU, T), skrovlig taggsvamp (VU), adam och eva (NT, §8), apelsinticka (NT), blå taggsvamp (NT, T), brunklöver (NT), dofttaggsvamp (NT, T), dropptaggsvamp (NT, T), gullklöver (NT), krusfrö (NT), motaggsvamp (NT, T), orange taggsvamp (NT, T), skogshare (NT), skogsklocka (NT), svartvit taggsvamp (NT), tallkötticka (NT), tallriska (NT), tallticka (NT, T), talltita (NT, §4), tjockfotad fingersvamp (NT), ullticka (NT, T), vintertagging (NT), blodticka (S, T), grovticka (S, T), grön sköldmossa (S, T, §8), grönpyrola (S, T), mindre märgborre (S, T), plattlummer (S, T, §9), vedticka (S, T), blåsippa (T, §9), mattlummer (T, §9), nattskärra (T, §4), tallbit (T, §4), havsörn (§4), kungsfågel (§4), huggorm (§6), vanlig padda (§6), fläcknycklar (§8), nattviol (§8), lopplummer (aggregat) (§9) och äkta lopplummer (§9). Se Figur 1.</w:t>
+        <w:t>I och inom 23 meter från avverkningsanmälan finns fynd av 51 naturvårdsarter, varav 29 är rödlistade, 20 är fridlysta, 25 är typiska (T) och 8 är signalarter (S): hornuggla (EN, §4), brunfläckig pärlemorfjäril (VU), garnlav (VU, T), goliatmusseron (VU, T), igelkott (VU), jättemusseron (VU), knärot (VU, T, §8), lakritsmusseron (VU, T), skrovlig taggsvamp (VU), adam och eva (NT, §8), apelsinticka (NT), blå taggsvamp (NT, T), brunklöver (NT), dofttaggsvamp (NT, T), dropptaggsvamp (NT, T), gullklöver (NT), krusfrö (NT), motaggsvamp (NT, T), orange taggsvamp (NT, T), skogshare (NT), skogsklocka (NT), svartvit taggsvamp (NT), tallkötticka (NT), tallriska (NT), tallticka (NT, T), talltita (NT, §4), tjockfotad fingersvamp (NT), ullticka (NT, T), vintertagging (NT), blodticka (S, T), blåmossa (S, T), grovticka (S, T), grön sköldmossa (S, T, §8), grönpyrola (S, T), mindre märgborre (S, T), plattlummer (S, T, §9), vedticka (S, T), blåsippa (T, §9), mattlummer (T, §9), nattskärra (T, §4), spillkråka (T, §4), tallbit (T, §4), tofsmes (T, §4), havsörn (§4), kungsfågel (§4), huggorm (§6), vanlig padda (§6), fläcknycklar (§8), nattviol (§8), lopplummer (aggregat) (§9) och äkta lopplummer (§9). Se Figur 1.</w:t>
       </w:r>
     </w:p>
     <w:p>
@@ -734,6 +734,35 @@
         <w:rPr>
           <w:b/>
         </w:rPr>
+        <w:t xml:space="preserve">Blåmossa </w:t>
+      </w:r>
+      <w:r>
+        <w:t xml:space="preserve">har karaktäristiska kuddar som är lätta att se på långt håll. Mycket stora kuddar, större än 0,5 meter i höjd, indikerar höga naturvärden där skogen har en lång period av orördhet oh stabila miljöförhållanden. Mossan växer under gynnsamma omständigheter cirka 1 centimeter per år och stora kuddar kan därför indirekt visa att lokalen varit lämplig under en lång tid. Blåmossa är typisk art för </w:t>
+      </w:r>
+      <w:r>
+        <w:rPr>
+          <w:i/>
+        </w:rPr>
+        <w:t>9010 Taiga, 9080 Lövsumpskog</w:t>
+      </w:r>
+      <w:r>
+        <w:t xml:space="preserve"> och </w:t>
+      </w:r>
+      <w:r>
+        <w:rPr>
+          <w:i/>
+        </w:rPr>
+        <w:t>9750 Svämlövskog</w:t>
+      </w:r>
+      <w:r>
+        <w:t xml:space="preserve"> (SLU Artdatabanken, 2025; Nitare &amp; Skogsstyrelsen, 2019).</w:t>
+      </w:r>
+    </w:p>
+    <w:p>
+      <w:r>
+        <w:rPr>
+          <w:b/>
+        </w:rPr>
         <w:t>Grovticka</w:t>
       </w:r>
       <w:r>
@@ -959,6 +988,35 @@
         <w:rPr>
           <w:b/>
         </w:rPr>
+        <w:t>Spillkråka (§4)</w:t>
+      </w:r>
+      <w:r>
+        <w:t xml:space="preserve"> omfattas av bilaga 1 i EU:s fågeldirektiv och är typisk art för </w:t>
+      </w:r>
+      <w:r>
+        <w:rPr>
+          <w:i/>
+        </w:rPr>
+        <w:t xml:space="preserve">9010 Taiga </w:t>
+      </w:r>
+      <w:r>
+        <w:t>och</w:t>
+      </w:r>
+      <w:r>
+        <w:rPr>
+          <w:i/>
+        </w:rPr>
+        <w:t xml:space="preserve"> 9740 Skogsbevuxen myr</w:t>
+      </w:r>
+      <w:r>
+        <w:t>. Den behöver grova träd, främst tall, asp och bok som boträd. Skogsbruk med korta omloppstider och täta, homogena ungskogar utgör det största hotet. Spillkråka är en nyckelart i skogliga miljöer vars övergivna bohål utnyttjas av flera andra hålhäckande fågelarter och fladdermöss, däribland pärluggla (EN, §4), knipa (§4), salskrake (§4) och skogsduva (§4). Hökuggla (VU, §4) och slaguggla (§4) häckar ofta i högstubbar som brutits av i höjd med ett gammalt spillkråkebo (SLU Artdatabanken, 2026; Skogsstyrelsen, 2016).</w:t>
+      </w:r>
+    </w:p>
+    <w:p>
+      <w:r>
+        <w:rPr>
+          <w:b/>
+        </w:rPr>
         <w:t>Tallbit (§4)</w:t>
       </w:r>
       <w:r>
@@ -972,6 +1030,26 @@
       </w:r>
       <w:r>
         <w:t xml:space="preserve"> (SLU Artdatabanken, 2026; Skogsstyrelsen, 2016). Observationer av tallbit i naturskog eller under häckningstid måste alltid utredas.</w:t>
+      </w:r>
+    </w:p>
+    <w:p>
+      <w:r>
+        <w:rPr>
+          <w:b/>
+        </w:rPr>
+        <w:t>Tofsmes (§4)</w:t>
+      </w:r>
+      <w:r>
+        <w:t xml:space="preserve"> häckar i barr- och blandskog, främst i tallskog. Tofsmes är typisk art för </w:t>
+      </w:r>
+      <w:r>
+        <w:rPr>
+          <w:i/>
+        </w:rPr>
+        <w:t xml:space="preserve">9010 Taiga </w:t>
+      </w:r>
+      <w:r>
+        <w:t>(SLU Artdatabanken, 2025).</w:t>
       </w:r>
     </w:p>
     <w:p>
@@ -1099,7 +1177,7 @@
         <w:rPr>
           <w:i/>
         </w:rPr>
-        <w:t>I det avverkningsanmälda skogsområdet har 36 rödlistade arter och signalarter påträffats. Detta ska jämföras med Skogsstyrelsens uppföljning 2017 av nyckelbiotoper som visade att man i genomsnitt hittar 20,6 olika rödlistade arter och signalarter i en nyckelbiotop (Wijk, S. 2017. Biologisk mångfald i nyckelbiotoper – Resultat från inventeringen “Uppföljning biologisk mångfald” 2009–2015. Rapport 4/2017 Skogsstyrelsen, Jönköping).</w:t>
+        <w:t>I det avverkningsanmälda skogsområdet har 37 rödlistade arter och signalarter påträffats. Detta ska jämföras med Skogsstyrelsens uppföljning 2017 av nyckelbiotoper som visade att man i genomsnitt hittar 20,6 olika rödlistade arter och signalarter i en nyckelbiotop (Wijk, S. 2017. Biologisk mångfald i nyckelbiotoper – Resultat från inventeringen “Uppföljning biologisk mångfald” 2009–2015. Rapport 4/2017 Skogsstyrelsen, Jönköping).</w:t>
       </w:r>
     </w:p>
     <w:p>
@@ -1128,7 +1206,7 @@
         <w:rPr>
           <w:i/>
         </w:rPr>
-        <w:t>I det avverkningsanmälda skogsområdet har 48 naturvårdsarter varav 29 rödlistade arter sina livsmiljöer och växtplatser.</w:t>
+        <w:t>I det avverkningsanmälda skogsområdet har 51 naturvårdsarter varav 29 rödlistade arter sina livsmiljöer och växtplatser.</w:t>
       </w:r>
     </w:p>
     <w:p>
@@ -2065,6 +2143,78 @@
       </w:r>
       <w:r>
         <w:t xml:space="preserve"> Länsstyrelsen Gävleborg, Rapport 2009:14.</w:t>
+      </w:r>
+    </w:p>
+    <w:p>
+      <w:pPr>
+        <w:pStyle w:val="Heading1"/>
+      </w:pPr>
+      <w:r>
+        <w:t>Spillkråka – ekologi samt krav på livsmiljön</w:t>
+      </w:r>
+    </w:p>
+    <w:p>
+      <w:r>
+        <w:t xml:space="preserve">Spillkråka (§4) ingår i bilaga 1 EU:s fågeldirektiv och är typisk art för </w:t>
+      </w:r>
+      <w:r>
+        <w:rPr>
+          <w:i/>
+        </w:rPr>
+        <w:t xml:space="preserve">9010 Taiga </w:t>
+      </w:r>
+      <w:r>
+        <w:t>och</w:t>
+      </w:r>
+      <w:r>
+        <w:rPr>
+          <w:i/>
+        </w:rPr>
+        <w:t xml:space="preserve"> 9740 Skogsbevuxen myr</w:t>
+      </w:r>
+      <w:r>
+        <w:t>. Den lever i både barr- och blandskog liksom i ren lövskog. De tätaste populationerna tenderar att finnas i äldre, variationsrik blandskog med gott om död ved och gamla träd. Varje par utnyttjar 400–1000 hektar skog beroende på skogens kvalitet. Skogsbruk med korta omloppstider och täta, homogena ungskogar utgör det största hotet (SLU Artdatabanken, 2026).</w:t>
+      </w:r>
+    </w:p>
+    <w:p>
+      <w:r>
+        <w:t>Spillkråka är en nyckelart i skogliga miljöer vars övergivna bohål utnyttjas av flera andra hålhäckande fågelarter och fladdermöss, däribland pärluggla (EN, §4), knipa (§4), salskrake (§4) och skogsduva (§4). Hökuggla (VU, §4) och slaguggla (§4) häckar ofta i högstubbar som brutits av i höjd med ett gammalt spillkråkebo (Skogsstyrelsen, 2016).</w:t>
+      </w:r>
+    </w:p>
+    <w:p>
+      <w:pPr>
+        <w:pStyle w:val="Heading2"/>
+      </w:pPr>
+      <w:r>
+        <w:t>Referenser – spillkråka</w:t>
+      </w:r>
+    </w:p>
+    <w:p>
+      <w:r>
+        <w:t xml:space="preserve">Skogsstyrelsen, 2016. </w:t>
+      </w:r>
+      <w:r>
+        <w:rPr>
+          <w:i/>
+        </w:rPr>
+        <w:t xml:space="preserve">Vägledning för hänsyn till spillkråka. </w:t>
+      </w:r>
+      <w:r>
+        <w:t>Vägledningar och kunskapsstöd artskydd – Skogsstyrelsen.</w:t>
+      </w:r>
+    </w:p>
+    <w:p>
+      <w:r>
+        <w:t xml:space="preserve">SLU Artdatabanken, 2026. </w:t>
+      </w:r>
+      <w:r>
+        <w:rPr>
+          <w:i/>
+        </w:rPr>
+        <w:t xml:space="preserve">Artfaktablad. Naturvård – artfakta. </w:t>
+      </w:r>
+      <w:r>
+        <w:t>SLU Artdatabanken, Uppsala.</w:t>
       </w:r>
     </w:p>
     <w:p>
@@ -2324,7 +2474,7 @@
     <w:r>
       <w:tab/>
       <w:tab/>
-      <w:t>2026-10-02</w:t>
+      <w:t>2026-10-03</w:t>
       <w:br/>
       <w:br/>
     </w:r>

--- a/klagomål/Norrbytorps naturreservat söder FSC-klagomål.docx
+++ b/klagomål/Norrbytorps naturreservat söder FSC-klagomål.docx
@@ -168,7 +168,7 @@
     </w:p>
     <w:p>
       <w:r>
-        <w:t>Detta klagomål behandlar höga naturvärden i avverkningsanmälan Norrbytorps naturreservat söder i Haninge kommun som inkom 2026-10-03 och omfattar 128,0 ha.</w:t>
+        <w:t>Detta klagomål behandlar höga naturvärden i avverkningsanmälan Norrbytorps naturreservat söder i Haninge kommun som inkom 2026-10-04 och omfattar 128,0 ha.</w:t>
       </w:r>
     </w:p>
     <w:p>
@@ -2474,7 +2474,7 @@
     <w:r>
       <w:tab/>
       <w:tab/>
-      <w:t>2026-10-03</w:t>
+      <w:t>2026-10-04</w:t>
       <w:br/>
       <w:br/>
     </w:r>

--- a/klagomål/Norrbytorps naturreservat söder FSC-klagomål.docx
+++ b/klagomål/Norrbytorps naturreservat söder FSC-klagomål.docx
@@ -168,7 +168,7 @@
     </w:p>
     <w:p>
       <w:r>
-        <w:t>Detta klagomål behandlar höga naturvärden i avverkningsanmälan Norrbytorps naturreservat söder i Haninge kommun som inkom 2026-10-04 och omfattar 128,0 ha.</w:t>
+        <w:t>Detta klagomål behandlar höga naturvärden i avverkningsanmälan Norrbytorps naturreservat söder i Haninge kommun som inkom 2026-10-05 och omfattar 128,0 ha.</w:t>
       </w:r>
     </w:p>
     <w:p>
@@ -2474,7 +2474,7 @@
     <w:r>
       <w:tab/>
       <w:tab/>
-      <w:t>2026-10-04</w:t>
+      <w:t>2026-10-05</w:t>
       <w:br/>
       <w:br/>
     </w:r>

--- a/klagomål/Norrbytorps naturreservat söder FSC-klagomål.docx
+++ b/klagomål/Norrbytorps naturreservat söder FSC-klagomål.docx
@@ -168,7 +168,7 @@
     </w:p>
     <w:p>
       <w:r>
-        <w:t>Detta klagomål behandlar höga naturvärden i avverkningsanmälan Norrbytorps naturreservat söder i Haninge kommun som inkom 2026-10-05 och omfattar 128,0 ha.</w:t>
+        <w:t>Detta klagomål behandlar höga naturvärden i avverkningsanmälan Norrbytorps naturreservat söder i Haninge kommun som inkom 2026-10-06 och omfattar 128,0 ha.</w:t>
       </w:r>
     </w:p>
     <w:p>
@@ -2474,7 +2474,7 @@
     <w:r>
       <w:tab/>
       <w:tab/>
-      <w:t>2026-10-05</w:t>
+      <w:t>2026-10-06</w:t>
       <w:br/>
       <w:br/>
     </w:r>

--- a/klagomål/Norrbytorps naturreservat söder FSC-klagomål.docx
+++ b/klagomål/Norrbytorps naturreservat söder FSC-klagomål.docx
@@ -168,7 +168,7 @@
     </w:p>
     <w:p>
       <w:r>
-        <w:t>Detta klagomål behandlar höga naturvärden i avverkningsanmälan Norrbytorps naturreservat söder i Haninge kommun som inkom 2026-10-06 och omfattar 128,0 ha.</w:t>
+        <w:t>Detta klagomål behandlar höga naturvärden i avverkningsanmälan Norrbytorps naturreservat söder i Haninge kommun som inkom 2026-10-07 och omfattar 128,0 ha.</w:t>
       </w:r>
     </w:p>
     <w:p>
@@ -2474,7 +2474,7 @@
     <w:r>
       <w:tab/>
       <w:tab/>
-      <w:t>2026-10-06</w:t>
+      <w:t>2026-10-07</w:t>
       <w:br/>
       <w:br/>
     </w:r>

--- a/klagomål/Norrbytorps naturreservat söder FSC-klagomål.docx
+++ b/klagomål/Norrbytorps naturreservat söder FSC-klagomål.docx
@@ -168,7 +168,7 @@
     </w:p>
     <w:p>
       <w:r>
-        <w:t>Detta klagomål behandlar höga naturvärden i avverkningsanmälan Norrbytorps naturreservat söder i Haninge kommun som inkom 2026-10-07 och omfattar 128,0 ha.</w:t>
+        <w:t>Detta klagomål behandlar höga naturvärden i avverkningsanmälan Norrbytorps naturreservat söder i Haninge kommun som inkom 2026-10-08 och omfattar 128,0 ha.</w:t>
       </w:r>
     </w:p>
     <w:p>
@@ -2474,7 +2474,7 @@
     <w:r>
       <w:tab/>
       <w:tab/>
-      <w:t>2026-10-07</w:t>
+      <w:t>2026-10-08</w:t>
       <w:br/>
       <w:br/>
     </w:r>

--- a/klagomål/Norrbytorps naturreservat söder FSC-klagomål.docx
+++ b/klagomål/Norrbytorps naturreservat söder FSC-klagomål.docx
@@ -168,7 +168,7 @@
     </w:p>
     <w:p>
       <w:r>
-        <w:t>Detta klagomål behandlar höga naturvärden i avverkningsanmälan Norrbytorps naturreservat söder i Haninge kommun som inkom 2026-10-08 och omfattar 128,0 ha.</w:t>
+        <w:t>Detta klagomål behandlar höga naturvärden i avverkningsanmälan Norrbytorps naturreservat söder i Haninge kommun som inkom 2026-10-09 och omfattar 128,0 ha.</w:t>
       </w:r>
     </w:p>
     <w:p>
@@ -2474,7 +2474,7 @@
     <w:r>
       <w:tab/>
       <w:tab/>
-      <w:t>2026-10-08</w:t>
+      <w:t>2026-10-09</w:t>
       <w:br/>
       <w:br/>
     </w:r>

--- a/klagomål/Norrbytorps naturreservat söder FSC-klagomål.docx
+++ b/klagomål/Norrbytorps naturreservat söder FSC-klagomål.docx
@@ -168,7 +168,7 @@
     </w:p>
     <w:p>
       <w:r>
-        <w:t>Detta klagomål behandlar höga naturvärden i avverkningsanmälan Norrbytorps naturreservat söder i Haninge kommun som inkom 2026-10-09 och omfattar 128,0 ha.</w:t>
+        <w:t>Detta klagomål behandlar höga naturvärden i avverkningsanmälan Norrbytorps naturreservat söder i Haninge kommun som inkom 2026-10-10 och omfattar 128,0 ha.</w:t>
       </w:r>
     </w:p>
     <w:p>
@@ -2474,7 +2474,7 @@
     <w:r>
       <w:tab/>
       <w:tab/>
-      <w:t>2026-10-09</w:t>
+      <w:t>2026-10-10</w:t>
       <w:br/>
       <w:br/>
     </w:r>

--- a/klagomål/Norrbytorps naturreservat söder FSC-klagomål.docx
+++ b/klagomål/Norrbytorps naturreservat söder FSC-klagomål.docx
@@ -168,7 +168,7 @@
     </w:p>
     <w:p>
       <w:r>
-        <w:t>Detta klagomål behandlar höga naturvärden i avverkningsanmälan Norrbytorps naturreservat söder i Haninge kommun som inkom 2026-10-10 och omfattar 128,0 ha.</w:t>
+        <w:t>Detta klagomål behandlar höga naturvärden i avverkningsanmälan Norrbytorps naturreservat söder i Haninge kommun som inkom 2026-10-11 och omfattar 128,0 ha.</w:t>
       </w:r>
     </w:p>
     <w:p>
@@ -2474,7 +2474,7 @@
     <w:r>
       <w:tab/>
       <w:tab/>
-      <w:t>2026-10-10</w:t>
+      <w:t>2026-10-11</w:t>
       <w:br/>
       <w:br/>
     </w:r>

--- a/klagomål/Norrbytorps naturreservat söder FSC-klagomål.docx
+++ b/klagomål/Norrbytorps naturreservat söder FSC-klagomål.docx
@@ -168,7 +168,7 @@
     </w:p>
     <w:p>
       <w:r>
-        <w:t>Detta klagomål behandlar höga naturvärden i avverkningsanmälan Norrbytorps naturreservat söder i Haninge kommun som inkom 2026-10-11 och omfattar 128,0 ha.</w:t>
+        <w:t>Detta klagomål behandlar höga naturvärden i avverkningsanmälan Norrbytorps naturreservat söder i Haninge kommun som inkom 2026-10-12 och omfattar 128,0 ha.</w:t>
       </w:r>
     </w:p>
     <w:p>
@@ -2474,7 +2474,7 @@
     <w:r>
       <w:tab/>
       <w:tab/>
-      <w:t>2026-10-11</w:t>
+      <w:t>2026-10-12</w:t>
       <w:br/>
       <w:br/>
     </w:r>

--- a/klagomål/Norrbytorps naturreservat söder FSC-klagomål.docx
+++ b/klagomål/Norrbytorps naturreservat söder FSC-klagomål.docx
@@ -168,7 +168,7 @@
     </w:p>
     <w:p>
       <w:r>
-        <w:t>Detta klagomål behandlar höga naturvärden i avverkningsanmälan Norrbytorps naturreservat söder i Haninge kommun som inkom 2026-10-12 och omfattar 128,0 ha.</w:t>
+        <w:t>Detta klagomål behandlar höga naturvärden i avverkningsanmälan Norrbytorps naturreservat söder i Haninge kommun som inkom 2026-10-13 och omfattar 128,0 ha.</w:t>
       </w:r>
     </w:p>
     <w:p>
@@ -2474,7 +2474,7 @@
     <w:r>
       <w:tab/>
       <w:tab/>
-      <w:t>2026-10-12</w:t>
+      <w:t>2026-10-13</w:t>
       <w:br/>
       <w:br/>
     </w:r>

--- a/klagomål/Norrbytorps naturreservat söder FSC-klagomål.docx
+++ b/klagomål/Norrbytorps naturreservat söder FSC-klagomål.docx
@@ -168,7 +168,7 @@
     </w:p>
     <w:p>
       <w:r>
-        <w:t>Detta klagomål behandlar höga naturvärden i avverkningsanmälan Norrbytorps naturreservat söder i Haninge kommun som inkom 2026-10-13 och omfattar 128,0 ha.</w:t>
+        <w:t>Detta klagomål behandlar höga naturvärden i avverkningsanmälan Norrbytorps naturreservat söder i Haninge kommun som inkom 2026-10-14 och omfattar 128,0 ha.</w:t>
       </w:r>
     </w:p>
     <w:p>
@@ -2474,7 +2474,7 @@
     <w:r>
       <w:tab/>
       <w:tab/>
-      <w:t>2026-10-13</w:t>
+      <w:t>2026-10-14</w:t>
       <w:br/>
       <w:br/>
     </w:r>

--- a/klagomål/Norrbytorps naturreservat söder FSC-klagomål.docx
+++ b/klagomål/Norrbytorps naturreservat söder FSC-klagomål.docx
@@ -168,7 +168,7 @@
     </w:p>
     <w:p>
       <w:r>
-        <w:t>Detta klagomål behandlar höga naturvärden i avverkningsanmälan Norrbytorps naturreservat söder i Haninge kommun som inkom 2026-10-14 och omfattar 128,0 ha.</w:t>
+        <w:t>Detta klagomål behandlar höga naturvärden i avverkningsanmälan Norrbytorps naturreservat söder i Haninge kommun som inkom 2026-10-16 och omfattar 128,0 ha.</w:t>
       </w:r>
     </w:p>
     <w:p>
@@ -2474,7 +2474,7 @@
     <w:r>
       <w:tab/>
       <w:tab/>
-      <w:t>2026-10-14</w:t>
+      <w:t>2026-10-16</w:t>
       <w:br/>
       <w:br/>
     </w:r>

--- a/klagomål/Norrbytorps naturreservat söder FSC-klagomål.docx
+++ b/klagomål/Norrbytorps naturreservat söder FSC-klagomål.docx
@@ -168,7 +168,7 @@
     </w:p>
     <w:p>
       <w:r>
-        <w:t>Detta klagomål behandlar höga naturvärden i avverkningsanmälan Norrbytorps naturreservat söder i Haninge kommun som inkom 2026-10-16 och omfattar 128,0 ha.</w:t>
+        <w:t>Detta klagomål behandlar höga naturvärden i avverkningsanmälan Norrbytorps naturreservat söder i Haninge kommun som inkom 2026-10-17 och omfattar 128,0 ha.</w:t>
       </w:r>
     </w:p>
     <w:p>
@@ -2474,7 +2474,7 @@
     <w:r>
       <w:tab/>
       <w:tab/>
-      <w:t>2026-10-16</w:t>
+      <w:t>2026-10-17</w:t>
       <w:br/>
       <w:br/>
     </w:r>

--- a/klagomål/Norrbytorps naturreservat söder FSC-klagomål.docx
+++ b/klagomål/Norrbytorps naturreservat söder FSC-klagomål.docx
@@ -168,7 +168,7 @@
     </w:p>
     <w:p>
       <w:r>
-        <w:t>Detta klagomål behandlar höga naturvärden i avverkningsanmälan Norrbytorps naturreservat söder i Haninge kommun som inkom 2026-10-17 och omfattar 128,0 ha.</w:t>
+        <w:t>Detta klagomål behandlar höga naturvärden i avverkningsanmälan Norrbytorps naturreservat söder i Haninge kommun som inkom 2026-10-18 och omfattar 128,0 ha.</w:t>
       </w:r>
     </w:p>
     <w:p>
@@ -2474,7 +2474,7 @@
     <w:r>
       <w:tab/>
       <w:tab/>
-      <w:t>2026-10-17</w:t>
+      <w:t>2026-10-18</w:t>
       <w:br/>
       <w:br/>
     </w:r>

--- a/klagomål/Norrbytorps naturreservat söder FSC-klagomål.docx
+++ b/klagomål/Norrbytorps naturreservat söder FSC-klagomål.docx
@@ -168,7 +168,7 @@
     </w:p>
     <w:p>
       <w:r>
-        <w:t>Detta klagomål behandlar höga naturvärden i avverkningsanmälan Norrbytorps naturreservat söder i Haninge kommun som inkom 2026-10-18 och omfattar 128,0 ha.</w:t>
+        <w:t>Detta klagomål behandlar höga naturvärden i avverkningsanmälan Norrbytorps naturreservat söder i Haninge kommun som inkom 2026-10-19 och omfattar 128,0 ha.</w:t>
       </w:r>
     </w:p>
     <w:p>
@@ -2474,7 +2474,7 @@
     <w:r>
       <w:tab/>
       <w:tab/>
-      <w:t>2026-10-18</w:t>
+      <w:t>2026-10-19</w:t>
       <w:br/>
       <w:br/>
     </w:r>

--- a/klagomål/Norrbytorps naturreservat söder FSC-klagomål.docx
+++ b/klagomål/Norrbytorps naturreservat söder FSC-klagomål.docx
@@ -168,7 +168,7 @@
     </w:p>
     <w:p>
       <w:r>
-        <w:t>Detta klagomål behandlar höga naturvärden i avverkningsanmälan Norrbytorps naturreservat söder i Haninge kommun som inkom 2026-10-19 och omfattar 128,0 ha.</w:t>
+        <w:t>Detta klagomål behandlar höga naturvärden i avverkningsanmälan Norrbytorps naturreservat söder i Haninge kommun som inkom 2026-10-20 och omfattar 128,0 ha.</w:t>
       </w:r>
     </w:p>
     <w:p>
@@ -2474,7 +2474,7 @@
     <w:r>
       <w:tab/>
       <w:tab/>
-      <w:t>2026-10-19</w:t>
+      <w:t>2026-10-20</w:t>
       <w:br/>
       <w:br/>
     </w:r>

--- a/klagomål/Norrbytorps naturreservat söder FSC-klagomål.docx
+++ b/klagomål/Norrbytorps naturreservat söder FSC-klagomål.docx
@@ -168,7 +168,7 @@
     </w:p>
     <w:p>
       <w:r>
-        <w:t>Detta klagomål behandlar höga naturvärden i avverkningsanmälan Norrbytorps naturreservat söder i Haninge kommun som inkom 2026-10-20 och omfattar 128,0 ha.</w:t>
+        <w:t>Detta klagomål behandlar höga naturvärden i avverkningsanmälan Norrbytorps naturreservat söder i Haninge kommun som inkom 2026-10-21 och omfattar 128,0 ha.</w:t>
       </w:r>
     </w:p>
     <w:p>
@@ -2474,7 +2474,7 @@
     <w:r>
       <w:tab/>
       <w:tab/>
-      <w:t>2026-10-20</w:t>
+      <w:t>2026-10-21</w:t>
       <w:br/>
       <w:br/>
     </w:r>

--- a/klagomål/Norrbytorps naturreservat söder FSC-klagomål.docx
+++ b/klagomål/Norrbytorps naturreservat söder FSC-klagomål.docx
@@ -168,7 +168,7 @@
     </w:p>
     <w:p>
       <w:r>
-        <w:t>Detta klagomål behandlar höga naturvärden i avverkningsanmälan Norrbytorps naturreservat söder i Haninge kommun som inkom 2026-10-21 och omfattar 128,0 ha.</w:t>
+        <w:t>Detta klagomål behandlar höga naturvärden i avverkningsanmälan Norrbytorps naturreservat söder i Haninge kommun som inkom 2026-10-22 och omfattar 128,0 ha.</w:t>
       </w:r>
     </w:p>
     <w:p>
@@ -2474,7 +2474,7 @@
     <w:r>
       <w:tab/>
       <w:tab/>
-      <w:t>2026-10-21</w:t>
+      <w:t>2026-10-22</w:t>
       <w:br/>
       <w:br/>
     </w:r>

--- a/klagomål/Norrbytorps naturreservat söder FSC-klagomål.docx
+++ b/klagomål/Norrbytorps naturreservat söder FSC-klagomål.docx
@@ -168,7 +168,7 @@
     </w:p>
     <w:p>
       <w:r>
-        <w:t>Detta klagomål behandlar höga naturvärden i avverkningsanmälan Norrbytorps naturreservat söder i Haninge kommun som inkom 2026-10-22 och omfattar 128,0 ha.</w:t>
+        <w:t>Detta klagomål behandlar höga naturvärden i avverkningsanmälan Norrbytorps naturreservat söder i Haninge kommun som inkom 2026-10-23 och omfattar 128,0 ha.</w:t>
       </w:r>
     </w:p>
     <w:p>
@@ -2474,7 +2474,7 @@
     <w:r>
       <w:tab/>
       <w:tab/>
-      <w:t>2026-10-22</w:t>
+      <w:t>2026-10-23</w:t>
       <w:br/>
       <w:br/>
     </w:r>

--- a/klagomål/Norrbytorps naturreservat söder FSC-klagomål.docx
+++ b/klagomål/Norrbytorps naturreservat söder FSC-klagomål.docx
@@ -168,7 +168,7 @@
     </w:p>
     <w:p>
       <w:r>
-        <w:t>Detta klagomål behandlar höga naturvärden i avverkningsanmälan Norrbytorps naturreservat söder i Haninge kommun som inkom 2026-10-23 och omfattar 128,0 ha.</w:t>
+        <w:t>Detta klagomål behandlar höga naturvärden i avverkningsanmälan Norrbytorps naturreservat söder i Haninge kommun som inkom 2026-10-24 och omfattar 128,0 ha.</w:t>
       </w:r>
     </w:p>
     <w:p>
@@ -178,7 +178,7 @@
       <w:r>
         <w:drawing>
           <wp:inline xmlns:a="http://schemas.openxmlformats.org/drawingml/2006/main" xmlns:pic="http://schemas.openxmlformats.org/drawingml/2006/picture">
-            <wp:extent cx="5111607" cy="5724000"/>
+            <wp:extent cx="5043267" cy="5724000"/>
             <wp:docPr id="1" name="Picture 1"/>
             <wp:cNvGraphicFramePr>
               <a:graphicFrameLocks noChangeAspect="1"/>
@@ -199,7 +199,7 @@
                   <pic:spPr>
                     <a:xfrm>
                       <a:off x="0" y="0"/>
-                      <a:ext cx="5111607" cy="5724000"/>
+                      <a:ext cx="5043267" cy="5724000"/>
                     </a:xfrm>
                     <a:prstGeom prst="rect"/>
                   </pic:spPr>
@@ -221,7 +221,7 @@
     </w:p>
     <w:p>
       <w:r>
-        <w:t>I och inom 23 meter från avverkningsanmälan finns fynd av 51 naturvårdsarter, varav 29 är rödlistade, 20 är fridlysta, 25 är typiska (T) och 8 är signalarter (S): hornuggla (EN, §4), brunfläckig pärlemorfjäril (VU), garnlav (VU, T), goliatmusseron (VU, T), igelkott (VU), jättemusseron (VU), knärot (VU, T, §8), lakritsmusseron (VU, T), skrovlig taggsvamp (VU), adam och eva (NT, §8), apelsinticka (NT), blå taggsvamp (NT, T), brunklöver (NT), dofttaggsvamp (NT, T), dropptaggsvamp (NT, T), gullklöver (NT), krusfrö (NT), motaggsvamp (NT, T), orange taggsvamp (NT, T), skogshare (NT), skogsklocka (NT), svartvit taggsvamp (NT), tallkötticka (NT), tallriska (NT), tallticka (NT, T), talltita (NT, §4), tjockfotad fingersvamp (NT), ullticka (NT, T), vintertagging (NT), blodticka (S, T), blåmossa (S, T), grovticka (S, T), grön sköldmossa (S, T, §8), grönpyrola (S, T), mindre märgborre (S, T), plattlummer (S, T, §9), vedticka (S, T), blåsippa (T, §9), mattlummer (T, §9), nattskärra (T, §4), spillkråka (T, §4), tallbit (T, §4), tofsmes (T, §4), havsörn (§4), kungsfågel (§4), huggorm (§6), vanlig padda (§6), fläcknycklar (§8), nattviol (§8), lopplummer (aggregat) (§9) och äkta lopplummer (§9). Se Figur 1.</w:t>
+        <w:t>I och inom 23 meter från avverkningsanmälan finns fynd av 52 naturvårdsarter, varav 30 är rödlistade, 20 är fridlysta, 25 är typiska (T) och 8 är signalarter (S): hornuggla (EN, §4), brunfläckig pärlemorfjäril (VU), garnlav (VU, T), goliatmusseron (VU, T), igelkott (VU), jättemusseron (VU), knärot (VU, T, §8), lakritsmusseron (VU, T), skrovlig taggsvamp (VU), adam och eva (NT, §8), apelsinticka (NT), blå taggsvamp (NT, T), brunklöver (NT), dofttaggsvamp (NT, T), dropptaggsvamp (NT, T), gullklöver (NT), krusfrö (NT), motaggsvamp (NT, T), orange taggsvamp (NT, T), Phellodon aquiloniniger (NT), skogshare (NT), skogsklocka (NT), svartvit taggsvamp (NT), tallkötticka (NT), tallriska (NT), tallticka (NT, T), talltita (NT, §4), tjockfotad fingersvamp (NT), ullticka (NT, T), vintertagging (NT), blodticka (S, T), blåmossa (S, T), grovticka (S, T), grön sköldmossa (S, T, §8), grönpyrola (S, T), mindre märgborre (S, T), plattlummer (S, T, §9), vedticka (S, T), blåsippa (T, §9), mattlummer (T, §9), nattskärra (T, §4), spillkråka (T, §4), tallbit (T, §4), tofsmes (T, §4), havsörn (§4), kungsfågel (§4), huggorm (§6), vanlig padda (§6), fläcknycklar (§8), nattviol (§8), lopplummer (aggregat) (§9) och äkta lopplummer (§9). Se Figur 1.</w:t>
       </w:r>
     </w:p>
     <w:p>
@@ -553,6 +553,24 @@
       <w:r>
         <w:rPr>
           <w:b/>
+          <w:i/>
+        </w:rPr>
+        <w:t xml:space="preserve">Phellodon aquiloniniger </w:t>
+      </w:r>
+      <w:r>
+        <w:rPr>
+          <w:b/>
+        </w:rPr>
+        <w:t xml:space="preserve">(NT) </w:t>
+      </w:r>
+      <w:r>
+        <w:t>är en taggsvamp som bildar mykorrhiza med tall, eventuellt även med gran, i sandtallskog och annan näringsfattig äldre tallskog och barrblandskog. Den totala populationen i landet bedöms ha minskat och förväntas fortsätta minska på grund av slutavverkning av äldre barrskog och kontinuitetsskog. Arten har begränsad förmåga att återetablera sig efter slutavverkning eller andra storskaliga skogsbruksåtgärder, och det finns inga indikationer på att den långsiktigt kan etablera eller reproducera sig i bestånd som brukas med trakthyggesmetoder, markberedning, gödsling eller förädlat plantmaterial. Uppfyller kriterierna för att bli rödlistad på grund av ny kunskap som visar att en större andel av populationen än tidigare bedömt är knuten till kontinuitetsbarrskog. Minskningstakten för den svenska populationen bedöms vara nära gränsvärdet för sårbar (VU) (SLU Artdatabanken, 2026).</w:t>
+      </w:r>
+    </w:p>
+    <w:p>
+      <w:r>
+        <w:rPr>
+          <w:b/>
         </w:rPr>
         <w:t xml:space="preserve">Svartvit taggsvamp (NT) </w:t>
       </w:r>
@@ -1177,7 +1195,7 @@
         <w:rPr>
           <w:i/>
         </w:rPr>
-        <w:t>I det avverkningsanmälda skogsområdet har 37 rödlistade arter och signalarter påträffats. Detta ska jämföras med Skogsstyrelsens uppföljning 2017 av nyckelbiotoper som visade att man i genomsnitt hittar 20,6 olika rödlistade arter och signalarter i en nyckelbiotop (Wijk, S. 2017. Biologisk mångfald i nyckelbiotoper – Resultat från inventeringen “Uppföljning biologisk mångfald” 2009–2015. Rapport 4/2017 Skogsstyrelsen, Jönköping).</w:t>
+        <w:t>I det avverkningsanmälda skogsområdet har 38 rödlistade arter och signalarter påträffats. Detta ska jämföras med Skogsstyrelsens uppföljning 2017 av nyckelbiotoper som visade att man i genomsnitt hittar 20,6 olika rödlistade arter och signalarter i en nyckelbiotop (Wijk, S. 2017. Biologisk mångfald i nyckelbiotoper – Resultat från inventeringen “Uppföljning biologisk mångfald” 2009–2015. Rapport 4/2017 Skogsstyrelsen, Jönköping).</w:t>
       </w:r>
     </w:p>
     <w:p>
@@ -1206,7 +1224,7 @@
         <w:rPr>
           <w:i/>
         </w:rPr>
-        <w:t>I det avverkningsanmälda skogsområdet har 51 naturvårdsarter varav 29 rödlistade arter sina livsmiljöer och växtplatser.</w:t>
+        <w:t>I det avverkningsanmälda skogsområdet har 52 naturvårdsarter varav 30 rödlistade arter sina livsmiljöer och växtplatser.</w:t>
       </w:r>
     </w:p>
     <w:p>
@@ -2474,7 +2492,7 @@
     <w:r>
       <w:tab/>
       <w:tab/>
-      <w:t>2026-10-23</w:t>
+      <w:t>2026-10-24</w:t>
       <w:br/>
       <w:br/>
     </w:r>

--- a/klagomål/Norrbytorps naturreservat söder FSC-klagomål.docx
+++ b/klagomål/Norrbytorps naturreservat söder FSC-klagomål.docx
@@ -168,7 +168,7 @@
     </w:p>
     <w:p>
       <w:r>
-        <w:t>Detta klagomål behandlar höga naturvärden i avverkningsanmälan Norrbytorps naturreservat söder i Haninge kommun som inkom 2026-10-24 och omfattar 128,0 ha.</w:t>
+        <w:t>Detta klagomål behandlar höga naturvärden i avverkningsanmälan Norrbytorps naturreservat söder i Haninge kommun som inkom 2026-10-25 och omfattar 128,0 ha.</w:t>
       </w:r>
     </w:p>
     <w:p>
@@ -2492,7 +2492,7 @@
     <w:r>
       <w:tab/>
       <w:tab/>
-      <w:t>2026-10-24</w:t>
+      <w:t>2026-10-25</w:t>
       <w:br/>
       <w:br/>
     </w:r>

--- a/klagomål/Norrbytorps naturreservat söder FSC-klagomål.docx
+++ b/klagomål/Norrbytorps naturreservat söder FSC-klagomål.docx
@@ -168,7 +168,7 @@
     </w:p>
     <w:p>
       <w:r>
-        <w:t>Detta klagomål behandlar höga naturvärden i avverkningsanmälan Norrbytorps naturreservat söder i Haninge kommun som inkom 2026-10-25 och omfattar 128,0 ha.</w:t>
+        <w:t>Detta klagomål behandlar höga naturvärden i avverkningsanmälan Norrbytorps naturreservat söder i Haninge kommun som inkom 2026-10-26 och omfattar 128,0 ha.</w:t>
       </w:r>
     </w:p>
     <w:p>
@@ -2492,7 +2492,7 @@
     <w:r>
       <w:tab/>
       <w:tab/>
-      <w:t>2026-10-25</w:t>
+      <w:t>2026-10-26</w:t>
       <w:br/>
       <w:br/>
     </w:r>

--- a/klagomål/Norrbytorps naturreservat söder FSC-klagomål.docx
+++ b/klagomål/Norrbytorps naturreservat söder FSC-klagomål.docx
@@ -168,7 +168,7 @@
     </w:p>
     <w:p>
       <w:r>
-        <w:t>Detta klagomål behandlar höga naturvärden i avverkningsanmälan Norrbytorps naturreservat söder i Haninge kommun som inkom 2026-10-26 och omfattar 128,0 ha.</w:t>
+        <w:t>Detta klagomål behandlar höga naturvärden i avverkningsanmälan Norrbytorps naturreservat söder i Haninge kommun som inkom 2026-10-27 och omfattar 128,0 ha.</w:t>
       </w:r>
     </w:p>
     <w:p>
@@ -2492,7 +2492,7 @@
     <w:r>
       <w:tab/>
       <w:tab/>
-      <w:t>2026-10-26</w:t>
+      <w:t>2026-10-27</w:t>
       <w:br/>
       <w:br/>
     </w:r>

--- a/klagomål/Norrbytorps naturreservat söder FSC-klagomål.docx
+++ b/klagomål/Norrbytorps naturreservat söder FSC-klagomål.docx
@@ -168,7 +168,7 @@
     </w:p>
     <w:p>
       <w:r>
-        <w:t>Detta klagomål behandlar höga naturvärden i avverkningsanmälan Norrbytorps naturreservat söder i Haninge kommun som inkom 2026-10-27 och omfattar 128,0 ha.</w:t>
+        <w:t>Detta klagomål behandlar höga naturvärden i avverkningsanmälan Norrbytorps naturreservat söder i Haninge kommun som inkom 2026-10-28 och omfattar 128,0 ha.</w:t>
       </w:r>
     </w:p>
     <w:p>
@@ -2492,7 +2492,7 @@
     <w:r>
       <w:tab/>
       <w:tab/>
-      <w:t>2026-10-27</w:t>
+      <w:t>2026-10-28</w:t>
       <w:br/>
       <w:br/>
     </w:r>

--- a/klagomål/Norrbytorps naturreservat söder FSC-klagomål.docx
+++ b/klagomål/Norrbytorps naturreservat söder FSC-klagomål.docx
@@ -168,7 +168,7 @@
     </w:p>
     <w:p>
       <w:r>
-        <w:t>Detta klagomål behandlar höga naturvärden i avverkningsanmälan Norrbytorps naturreservat söder i Haninge kommun som inkom 2026-10-28 och omfattar 128,0 ha.</w:t>
+        <w:t>Detta klagomål behandlar höga naturvärden i avverkningsanmälan Norrbytorps naturreservat söder i Haninge kommun som inkom 2026-10-29 och omfattar 128,0 ha.</w:t>
       </w:r>
     </w:p>
     <w:p>
@@ -178,7 +178,7 @@
       <w:r>
         <w:drawing>
           <wp:inline xmlns:a="http://schemas.openxmlformats.org/drawingml/2006/main" xmlns:pic="http://schemas.openxmlformats.org/drawingml/2006/picture">
-            <wp:extent cx="5043267" cy="5724000"/>
+            <wp:extent cx="5061317" cy="5724000"/>
             <wp:docPr id="1" name="Picture 1"/>
             <wp:cNvGraphicFramePr>
               <a:graphicFrameLocks noChangeAspect="1"/>
@@ -199,7 +199,7 @@
                   <pic:spPr>
                     <a:xfrm>
                       <a:off x="0" y="0"/>
-                      <a:ext cx="5043267" cy="5724000"/>
+                      <a:ext cx="5061317" cy="5724000"/>
                     </a:xfrm>
                     <a:prstGeom prst="rect"/>
                   </pic:spPr>
@@ -221,7 +221,7 @@
     </w:p>
     <w:p>
       <w:r>
-        <w:t>I och inom 23 meter från avverkningsanmälan finns fynd av 52 naturvårdsarter, varav 30 är rödlistade, 20 är fridlysta, 25 är typiska (T) och 8 är signalarter (S): hornuggla (EN, §4), brunfläckig pärlemorfjäril (VU), garnlav (VU, T), goliatmusseron (VU, T), igelkott (VU), jättemusseron (VU), knärot (VU, T, §8), lakritsmusseron (VU, T), skrovlig taggsvamp (VU), adam och eva (NT, §8), apelsinticka (NT), blå taggsvamp (NT, T), brunklöver (NT), dofttaggsvamp (NT, T), dropptaggsvamp (NT, T), gullklöver (NT), krusfrö (NT), motaggsvamp (NT, T), orange taggsvamp (NT, T), Phellodon aquiloniniger (NT), skogshare (NT), skogsklocka (NT), svartvit taggsvamp (NT), tallkötticka (NT), tallriska (NT), tallticka (NT, T), talltita (NT, §4), tjockfotad fingersvamp (NT), ullticka (NT, T), vintertagging (NT), blodticka (S, T), blåmossa (S, T), grovticka (S, T), grön sköldmossa (S, T, §8), grönpyrola (S, T), mindre märgborre (S, T), plattlummer (S, T, §9), vedticka (S, T), blåsippa (T, §9), mattlummer (T, §9), nattskärra (T, §4), spillkråka (T, §4), tallbit (T, §4), tofsmes (T, §4), havsörn (§4), kungsfågel (§4), huggorm (§6), vanlig padda (§6), fläcknycklar (§8), nattviol (§8), lopplummer (aggregat) (§9) och äkta lopplummer (§9). Se Figur 1.</w:t>
+        <w:t>I och inom 23 meter från avverkningsanmälan finns fynd av 53 naturvårdsarter, varav 31 är rödlistade, 20 är fridlysta, 26 är typiska (T) och 8 är signalarter (S): hornuggla (EN, §4), brunfläckig pärlemorfjäril (VU), garnlav (VU, T), goliatmusseron (VU, T), gränsticka (VU, T), igelkott (VU), jättemusseron (VU), knärot (VU, T, §8), lakritsmusseron (VU, T), skrovlig taggsvamp (VU), adam och eva (NT, §8), apelsinticka (NT), blå taggsvamp (NT, T), brunklöver (NT), dofttaggsvamp (NT, T), dropptaggsvamp (NT, T), gullklöver (NT), krusfrö (NT), motaggsvamp (NT, T), orange taggsvamp (NT, T), Phellodon aquiloniniger (NT), skogshare (NT), skogsklocka (NT), svartvit taggsvamp (NT), tallkötticka (NT), tallriska (NT), tallticka (NT, T), talltita (NT, §4), tjockfotad fingersvamp (NT), ullticka (NT, T), vintertagging (NT), blodticka (S, T), blåmossa (S, T), grovticka (S, T), grön sköldmossa (S, T, §8), grönpyrola (S, T), mindre märgborre (S, T), plattlummer (S, T, §9), vedticka (S, T), blåsippa (T, §9), mattlummer (T, §9), nattskärra (T, §4), spillkråka (T, §4), tallbit (T, §4), tofsmes (T, §4), havsörn (§4), kungsfågel (§4), huggorm (§6), vanlig padda (§6), fläcknycklar (§8), nattviol (§8), lopplummer (aggregat) (§9) och äkta lopplummer (§9). Se Figur 1.</w:t>
       </w:r>
     </w:p>
     <w:p>
@@ -294,6 +294,26 @@
       </w:r>
       <w:r>
         <w:t xml:space="preserve"> (SLU Artdatabanken, 2024; Nitare &amp; Skogsstyrelsen, 2019; IUCN, 2020).</w:t>
+      </w:r>
+    </w:p>
+    <w:p>
+      <w:r>
+        <w:rPr>
+          <w:b/>
+        </w:rPr>
+        <w:t>Gränsticka (VU)</w:t>
+      </w:r>
+      <w:r>
+        <w:t xml:space="preserve"> är en mycket bra signalart inom hela sitt utbredningsområde. Den är huvudsakligen knuten till restbestånd av barrnaturskog och förekommer med ett tydligt optimum i orörda eller måttligt påverkade gamla granskogar där det föreligger långvarig kontinuitet av grov död ved. Den totala populationen bedöms ha minskat och fortsätter att minska i takt med att grankontinuitetsskogar (äldre tidigare icke kalavverkade skogar) minskar i areal. Minskningstakten överstiger gränsvärdet för sårbar (VU). Lokaler som hyser arten bör undantas från skogsbruk, speciellt i mellersta och södra Sverige. Gränsticka är typisk art för </w:t>
+      </w:r>
+      <w:r>
+        <w:rPr>
+          <w:i/>
+        </w:rPr>
+        <w:t>9010 Taiga</w:t>
+      </w:r>
+      <w:r>
+        <w:t xml:space="preserve"> (SLU Artdatabanken, 2026; Nitare &amp; Skogsstyrelsen, 2019).</w:t>
       </w:r>
     </w:p>
     <w:p>
@@ -1195,7 +1215,7 @@
         <w:rPr>
           <w:i/>
         </w:rPr>
-        <w:t>I det avverkningsanmälda skogsområdet har 38 rödlistade arter och signalarter påträffats. Detta ska jämföras med Skogsstyrelsens uppföljning 2017 av nyckelbiotoper som visade att man i genomsnitt hittar 20,6 olika rödlistade arter och signalarter i en nyckelbiotop (Wijk, S. 2017. Biologisk mångfald i nyckelbiotoper – Resultat från inventeringen “Uppföljning biologisk mångfald” 2009–2015. Rapport 4/2017 Skogsstyrelsen, Jönköping).</w:t>
+        <w:t>I det avverkningsanmälda skogsområdet har 39 rödlistade arter och signalarter påträffats. Detta ska jämföras med Skogsstyrelsens uppföljning 2017 av nyckelbiotoper som visade att man i genomsnitt hittar 20,6 olika rödlistade arter och signalarter i en nyckelbiotop (Wijk, S. 2017. Biologisk mångfald i nyckelbiotoper – Resultat från inventeringen “Uppföljning biologisk mångfald” 2009–2015. Rapport 4/2017 Skogsstyrelsen, Jönköping).</w:t>
       </w:r>
     </w:p>
     <w:p>
@@ -1224,7 +1244,7 @@
         <w:rPr>
           <w:i/>
         </w:rPr>
-        <w:t>I det avverkningsanmälda skogsområdet har 52 naturvårdsarter varav 30 rödlistade arter sina livsmiljöer och växtplatser.</w:t>
+        <w:t>I det avverkningsanmälda skogsområdet har 53 naturvårdsarter varav 31 rödlistade arter sina livsmiljöer och växtplatser.</w:t>
       </w:r>
     </w:p>
     <w:p>
@@ -2492,7 +2512,7 @@
     <w:r>
       <w:tab/>
       <w:tab/>
-      <w:t>2026-10-28</w:t>
+      <w:t>2026-10-29</w:t>
       <w:br/>
       <w:br/>
     </w:r>

--- a/klagomål/Norrbytorps naturreservat söder FSC-klagomål.docx
+++ b/klagomål/Norrbytorps naturreservat söder FSC-klagomål.docx
@@ -168,7 +168,7 @@
     </w:p>
     <w:p>
       <w:r>
-        <w:t>Detta klagomål behandlar höga naturvärden i avverkningsanmälan Norrbytorps naturreservat söder i Haninge kommun som inkom 2026-10-29 och omfattar 128,0 ha.</w:t>
+        <w:t>Detta klagomål behandlar höga naturvärden i avverkningsanmälan Norrbytorps naturreservat söder i Haninge kommun som inkom 2026-10-30 och omfattar 128,0 ha.</w:t>
       </w:r>
     </w:p>
     <w:p>
@@ -2512,7 +2512,7 @@
     <w:r>
       <w:tab/>
       <w:tab/>
-      <w:t>2026-10-29</w:t>
+      <w:t>2026-10-30</w:t>
       <w:br/>
       <w:br/>
     </w:r>

--- a/klagomål/Norrbytorps naturreservat söder FSC-klagomål.docx
+++ b/klagomål/Norrbytorps naturreservat söder FSC-klagomål.docx
@@ -168,7 +168,7 @@
     </w:p>
     <w:p>
       <w:r>
-        <w:t>Detta klagomål behandlar höga naturvärden i avverkningsanmälan Norrbytorps naturreservat söder i Haninge kommun som inkom 2026-10-30 och omfattar 128,0 ha.</w:t>
+        <w:t>Detta klagomål behandlar höga naturvärden i avverkningsanmälan Norrbytorps naturreservat söder i Haninge kommun som inkom 2026-10-31 och omfattar 128,0 ha.</w:t>
       </w:r>
     </w:p>
     <w:p>
@@ -2512,7 +2512,7 @@
     <w:r>
       <w:tab/>
       <w:tab/>
-      <w:t>2026-10-30</w:t>
+      <w:t>2026-10-31</w:t>
       <w:br/>
       <w:br/>
     </w:r>
